--- a/ITE41PracticalRubric.docx
+++ b/ITE41PracticalRubric.docx
@@ -15,18 +15,6 @@
           <w14:ligatures w14:val="none"/>
         </w:rPr>
       </w:pPr>
-      <w:r>
-        <w:rPr>
-          <w:rFonts w:ascii="Times New Roman" w:eastAsia="Times New Roman" w:hAnsi="Times New Roman" w:cs="Times New Roman"/>
-          <w:color w:val="1F1F1F"/>
-          <w:kern w:val="0"/>
-          <w:sz w:val="24"/>
-          <w:szCs w:val="24"/>
-          <w:lang w:eastAsia="en-PH"/>
-          <w14:ligatures w14:val="none"/>
-        </w:rPr>
-        <w:t>Here is the rubric adjusted so that the points are distributed evenly across 5 tiers of achievement (20, 15, 10, 5, and 0 points) for each of the 5 tasks.</w:t>
-      </w:r>
     </w:p>
     <w:tbl>
       <w:tblPr>
@@ -457,33 +445,7 @@
                 <w:lang w:eastAsia="en-PH"/>
                 <w14:ligatures w14:val="none"/>
               </w:rPr>
-              <w:t xml:space="preserve">Uses </w:t>
-            </w:r>
-            <w:r>
-              <w:rPr>
-                <w:rFonts w:ascii="Times New Roman" w:eastAsia="Times New Roman" w:hAnsi="Times New Roman" w:cs="Times New Roman"/>
-                <w:color w:val="1F1F1F"/>
-                <w:kern w:val="0"/>
-                <w:sz w:val="24"/>
-                <w:szCs w:val="24"/>
-                <w:bdr w:val="none" w:sz="0" w:space="0" w:color="auto" w:frame="1"/>
-                <w:lang w:eastAsia="en-PH"/>
-                <w14:ligatures w14:val="none"/>
-              </w:rPr>
-              <w:t xml:space="preserve">the correct lose focus event listener </w:t>
-            </w:r>
-            <w:r>
-              <w:rPr>
-                <w:rFonts w:ascii="Times New Roman" w:eastAsia="Times New Roman" w:hAnsi="Times New Roman" w:cs="Times New Roman"/>
-                <w:color w:val="1F1F1F"/>
-                <w:kern w:val="0"/>
-                <w:sz w:val="24"/>
-                <w:szCs w:val="24"/>
-                <w:bdr w:val="none" w:sz="0" w:space="0" w:color="auto" w:frame="1"/>
-                <w:lang w:eastAsia="en-PH"/>
-                <w14:ligatures w14:val="none"/>
-              </w:rPr>
-              <w:t xml:space="preserve">on the correct field. </w:t>
+              <w:t xml:space="preserve">Uses the correct lose focus event listener on the correct field. </w:t>
             </w:r>
           </w:p>
           <w:p>
@@ -517,20 +479,7 @@
                 <w:lang w:eastAsia="en-PH"/>
                 <w14:ligatures w14:val="none"/>
               </w:rPr>
-              <w:t>Dropdown reveals smoothly and only when intended.</w:t>
-            </w:r>
-            <w:r>
-              <w:rPr>
-                <w:rFonts w:ascii="Times New Roman" w:eastAsia="Times New Roman" w:hAnsi="Times New Roman" w:cs="Times New Roman"/>
-                <w:color w:val="1F1F1F"/>
-                <w:kern w:val="0"/>
-                <w:sz w:val="24"/>
-                <w:szCs w:val="24"/>
-                <w:bdr w:val="none" w:sz="0" w:space="0" w:color="auto" w:frame="1"/>
-                <w:lang w:eastAsia="en-PH"/>
-                <w14:ligatures w14:val="none"/>
-              </w:rPr>
-              <w:t xml:space="preserve"> </w:t>
+              <w:t xml:space="preserve">Dropdown reveals smoothly and only when intended. </w:t>
             </w:r>
           </w:p>
           <w:p>
@@ -1248,20 +1197,7 @@
                 <w:lang w:eastAsia="en-PH"/>
                 <w14:ligatures w14:val="none"/>
               </w:rPr>
-              <w:t>Creates/reveals the field using the wrong event listener</w:t>
-            </w:r>
-            <w:r>
-              <w:rPr>
-                <w:rFonts w:ascii="Times New Roman" w:eastAsia="Times New Roman" w:hAnsi="Times New Roman" w:cs="Times New Roman"/>
-                <w:color w:val="1F1F1F"/>
-                <w:kern w:val="0"/>
-                <w:sz w:val="24"/>
-                <w:szCs w:val="24"/>
-                <w:bdr w:val="none" w:sz="0" w:space="0" w:color="auto" w:frame="1"/>
-                <w:lang w:eastAsia="en-PH"/>
-                <w14:ligatures w14:val="none"/>
-              </w:rPr>
-              <w:t xml:space="preserve">. </w:t>
+              <w:t xml:space="preserve">Creates/reveals the field using the wrong event listener. </w:t>
             </w:r>
           </w:p>
           <w:p>
